--- a/шаблони/комплекти/Відпустки та лікування/Шаблон_Рапорт на відпустку для лікування у зв'язку з хворобою.docx
+++ b/шаблони/комплекти/Відпустки та лікування/Шаблон_Рапорт на відпустку для лікування у зв'язку з хворобою.docx
@@ -363,7 +363,7 @@
           <w:szCs w:val="28"/>
           <w:lang w:val="uk-UA" w:eastAsia="ru-RU"/>
         </w:rPr>
-        <w:t xml:space="preserve">Начальник курсів перепідготовки та підвищення кваліфікації Харківського національного університету Повітряних Сил</w:t>
+        <w:t xml:space="preserve">{{посада_підписанта}}</w:t>
       </w:r>
     </w:p>
     <w:p>
